--- a/evals/review/protocols/ind-01.docx
+++ b/evals/review/protocols/ind-01.docx
@@ -43,7 +43,12 @@
     </w:p>
     <w:p>
       <w:r>
-        <w:t xml:space="preserve">The coordinating investigator is Dr. Helen Park, Department of Dermatology, Lakeside University Hospital, 1200 Lake Drive, Madison, WI 53706. Each participating investigator signs Form FDA 1572 and provides a current curriculum vitae before site activation. The sponsor keeps a list of all investigators and subinvestigators in the trial master file.</w:t>
+        <w:t xml:space="preserve">The coordinating investigator is Dr. Helen Park, Department of Dermatology, Lakeside University Hospital, 1200 Lake Drive, Madison, WI 53706. Each participating investigator signs Form FDA 1572 and provides a current curriculum vitae before site activation.</w:t>
+      </w:r>
+    </w:p>
+    <w:p>
+      <w:r>
+        <w:t xml:space="preserve">Appendix 1 lists the name and address of each investigator, the name of each subinvestigator, and the name and address of each research facility. The reviewing IRB for all sites is Lakeside Central IRB, 400 Main Street, Madison, WI 53703.</w:t>
       </w:r>
     </w:p>
     <w:p>
@@ -56,7 +61,7 @@
     </w:p>
     <w:p>
       <w:r>
-        <w:t xml:space="preserve">Adults aged 18 to 70 years with plaque psoriasis covering at least 10 percent of body surface area and a PASI score of 12 or higher are eligible. Patients with active infection, a history of malignancy within five years, or use of a biologic therapy within 12 weeks are excluded.</w:t>
+        <w:t xml:space="preserve">Adults aged 18 to 70 years with plaque psoriasis covering at least 10 percent of body surface area and a PASI score of 12 or higher are eligible. Patients with active infection, a history of malignancy within five years, use of a biologic therapy within 12 weeks, pregnancy or breastfeeding, or unwillingness to use effective contraception are excluded.</w:t>
       </w:r>
     </w:p>
     <w:p>
@@ -95,6 +100,32 @@
         <w:pStyle w:val="Heading1"/>
       </w:pPr>
       <w:r>
+        <w:t xml:space="preserve">Assessments</w:t>
+      </w:r>
+    </w:p>
+    <w:p>
+      <w:r>
+        <w:t xml:space="preserve">PASI is scored at screening and at Weeks 0, 4, 8, 12, and 16 by an assessor who does not know the patient's treatment. Plasma ABC-123 concentrations are measured before dosing at Weeks 4, 8, and 16.</w:t>
+      </w:r>
+    </w:p>
+    <w:p>
+      <w:pPr>
+        <w:pStyle w:val="Heading1"/>
+      </w:pPr>
+      <w:r>
+        <w:t xml:space="preserve">Safety Monitoring</w:t>
+      </w:r>
+    </w:p>
+    <w:p>
+      <w:r>
+        <w:t xml:space="preserve">Vital signs, a physical examination, hematology, serum chemistry, liver function tests, and urinalysis are done at screening and at every visit. Study drug is stopped in any patient whose ALT or AST exceeds three times the upper limit of normal or who develops a serious infection.</w:t>
+      </w:r>
+    </w:p>
+    <w:p>
+      <w:pPr>
+        <w:pStyle w:val="Heading1"/>
+      </w:pPr>
+      <w:r>
         <w:t xml:space="preserve">Safety Reporting</w:t>
       </w:r>
     </w:p>
@@ -106,6 +137,11 @@
     <w:p>
       <w:r>
         <w:t xml:space="preserve">Serious and unexpected suspected adverse reactions are reported to FDA and all participating investigators in an IND safety report within 30 calendar days after the sponsor determines that the information qualifies for reporting. Other safety findings are summarized in the IND annual report.</w:t>
+      </w:r>
+    </w:p>
+    <w:p>
+      <w:r>
+        <w:t xml:space="preserve">Unexpected fatal or life-threatening suspected adverse reactions are also reported to FDA as soon as possible, and no later than 7 calendar days after the sponsor's initial receipt of the information.</w:t>
       </w:r>
     </w:p>
     <w:p>
